--- a/Entries/Warped Tour.docx
+++ b/Entries/Warped Tour.docx
@@ -4,449 +4,91 @@
   <w:body>
     <w:p>
       <w:r>
-        <w:t xml:space="preserve">Warped tour 2025: Meaning </w:t>
-      </w:r>
-      <w:proofErr w:type="gramStart"/>
-      <w:r>
-        <w:t>From</w:t>
-      </w:r>
-      <w:proofErr w:type="gramEnd"/>
-      <w:r>
-        <w:t xml:space="preserve"> </w:t>
-      </w:r>
-      <w:proofErr w:type="gramStart"/>
-      <w:r>
-        <w:t>The</w:t>
-      </w:r>
-      <w:proofErr w:type="gramEnd"/>
-      <w:r>
-        <w:t xml:space="preserve"> Chaos</w:t>
+        <w:t>This year didn’t just change me—it helped some of the puzzle pieces finally fit, even if the overall image still isn't completely clear. Asia. Australia. New Zealand. Forty-nine U.S. states, hundreds of highways, and thousands of "How lucky am I?" moments. It was a relentless streak of conversations with strangers that will stay with me for life, alongside more quiet reflections and heavy realizations than I was ever ready to confront. I lived a year most people hope to piece together over an entire lifetime, pulling every version of me directly into the light: the confident parts, the scared parts, the searching parts, and the pieces I spent years pretending didn’t exist.</w:t>
       </w:r>
     </w:p>
     <w:p>
       <w:r>
-        <w:t>This year didn’t just change me — it helped some of the puzzle pieces finally fit, even if the image still isn't completely clear.</w:t>
+        <w:t>And now, it’s ending in a modern, cream-white-walled resort near Disney. I find myself in a quiet condo meant for a complete family—not someone who’s spent the last twelve months living life purely on instinct and adrenaline. The living room is still in a way my life hasn’t been all year. It feels like a mirror image of my very first apartment: me, lying restless on the couch, while two of my best friends sleep still and quiet in their respective rooms. Stepping into that sudden stillness feels like walking straight into a truth I’ve spent months avoiding.</w:t>
       </w:r>
     </w:p>
     <w:p>
       <w:r>
-        <w:t>Asia. Australia. New Zealand.</w:t>
+        <w:t>Tomorrow is maybe my final Warped Tour. It marks the last heartbeat of a community that shaped me long before I even knew who I was becoming. Warped was where the introverted, dorky, trying-to-blend-in version of me finally felt like he belonged. It was a haven where being different wasn’t something you hid—it was the currency. Every misfit, every outsider, every restless kid found their people there. It’s impossible not to feel the full weight of that history as I stand at the end of this journey.</w:t>
       </w:r>
     </w:p>
     <w:p>
       <w:r>
-        <w:t>Forty-nine U.S. states.</w:t>
+        <w:t>Nearly thirty-five years ago, I stood at the end of my driveway holding a Snoopy suitcase. I was five years old, terrified to take a single step forward, yet driven by an unexplainable urge to run away. I didn’t know why I needed to go—only that the place I was standing didn’t quite fit me. I didn’t have the words for it then; just a fear of the next step into the unknown and a quiet, lingering sense that something else was calling me from further down the road.</w:t>
       </w:r>
     </w:p>
     <w:p>
       <w:r>
-        <w:t>Hundreds of highways. Thousands of “How lucky am I?” moments.</w:t>
+        <w:t>That moment became the blueprint for my entire life. After all these years, after all the endless miles and continents, I finally understand that kid. I understand why he felt misplaced even in a full house filled with love, why he learned to leave before he learned to stay, and why he needed constant movement to make sense of himself. I understand myself in ways I never have—why I do things, why I chase things, why I get restless, and why I’m drawn to the world the way some people are drawn to routine.</w:t>
       </w:r>
     </w:p>
     <w:p>
       <w:r>
-        <w:t>More conversations with strangers than I can count — ones that will stay with me for life.</w:t>
+        <w:t xml:space="preserve">Understanding all of that is beautiful… and heartbreaking. Because somehow, even with all this clarity, I’m standing on the edge again. Not the same edge—not a cracked asphalt driveway with a Snoopy suitcase—but an emotional edge. It's the border between the </w:t>
+      </w:r>
+      <w:r>
+        <w:lastRenderedPageBreak/>
+        <w:t>wildest year of my life and whatever comes after. The edge between who I’ve been and who I’m supposed to grow into; between constant motion and the terrifying thought of stillness. It’s strange to realize you’ve lived a thousand moments of freedom, only to arrive in a place that asks you to slow down and actually feel them.</w:t>
       </w:r>
     </w:p>
     <w:p>
       <w:r>
-        <w:t>But also… more reflections and realizations than I was ready for.</w:t>
+        <w:t>There is a profound irony in ending a year of rebellion and soul-searching in the shadow of the most commercialized place on Earth, on the day of the most anti-establishment event of my youth. But maybe it’s supposed to feel like this. Maybe the world is showing me the two halves of myself: the dreamer and the doer, the runner and the rester, the kid with the suitcase and the adult with a deeper understanding of why he packed it in the first place.</w:t>
       </w:r>
     </w:p>
     <w:p>
       <w:r>
-        <w:t>I lived a year most people hope to piece together over a lifetime.</w:t>
+        <w:t>Today, I’ll stand in that crowd one last time. I’ll hear the music that carried me through years I didn’t know how to survive, feeling thousands of souls move as one—loud, messy, imperfect, beautiful. And I’ll know that every version of me is standing there too: the kid who never left the driveway, the teen who found belonging in the pits and chaos, the man who lived a thousand lives in one year, and the one lying here now, trying to figure out how to grow up and move on without losing any of them.</w:t>
       </w:r>
     </w:p>
     <w:p>
+      <w:pPr>
+        <w:rPr>
+          <w:i/>
+          <w:iCs/>
+        </w:rPr>
+      </w:pPr>
       <w:r>
-        <w:t>A year that pulled every version of me into the light — the confident parts, the scared parts, the searching parts, the pieces I pretended didn’t exist.</w:t>
-      </w:r>
-    </w:p>
-    <w:p>
-      <w:r>
-        <w:t>And now it’s ending… in a modern, cream-white-walled resort near Disney.</w:t>
-      </w:r>
-    </w:p>
-    <w:p>
-      <w:r>
-        <w:t>A quiet condo meant for a complete family — not someone who’s been living life alone on instinct and adrenaline.</w:t>
-      </w:r>
-    </w:p>
-    <w:p>
-      <w:r>
-        <w:t>The living room is still in a way my life hasn’t been all year.</w:t>
-      </w:r>
-    </w:p>
-    <w:p>
-      <w:r>
-        <w:t>A mirror image of my first apartment —</w:t>
-      </w:r>
-    </w:p>
-    <w:p>
-      <w:r>
-        <w:t>me, lying on the couch, restless, while two of my best friends sleep still and quiet in their respective rooms.</w:t>
-      </w:r>
-    </w:p>
-    <w:p>
-      <w:r>
-        <w:t>Stepping into that stillness feels like walking into a truth I’ve avoided.</w:t>
-      </w:r>
-    </w:p>
-    <w:p>
-      <w:r>
-        <w:t>Tomorrow is maybe my final Warped Tour.</w:t>
-      </w:r>
-    </w:p>
-    <w:p>
-      <w:r>
-        <w:t>The last heartbeat of a community that shaped me long before I even knew who I was becoming.</w:t>
-      </w:r>
-    </w:p>
-    <w:p>
-      <w:r>
-        <w:t>Warped was where the introverted, dorky, trying-to-blend-in version of me finally felt like he belonged.</w:t>
-      </w:r>
-    </w:p>
-    <w:p>
-      <w:r>
-        <w:t xml:space="preserve">Where </w:t>
-      </w:r>
-      <w:proofErr w:type="gramStart"/>
-      <w:r>
-        <w:t>being</w:t>
-      </w:r>
-      <w:proofErr w:type="gramEnd"/>
-      <w:r>
-        <w:t xml:space="preserve"> different </w:t>
-      </w:r>
-      <w:proofErr w:type="gramStart"/>
-      <w:r>
-        <w:t>wasn’t</w:t>
-      </w:r>
-      <w:proofErr w:type="gramEnd"/>
-      <w:r>
-        <w:t xml:space="preserve"> </w:t>
-      </w:r>
-      <w:proofErr w:type="gramStart"/>
-      <w:r>
-        <w:t>something</w:t>
-      </w:r>
-      <w:proofErr w:type="gramEnd"/>
-      <w:r>
-        <w:t xml:space="preserve"> you hid — it was the currency.</w:t>
-      </w:r>
-    </w:p>
-    <w:p>
-      <w:r>
-        <w:t>Where every misfit, every outsider, every restless kid found their people.</w:t>
-      </w:r>
-    </w:p>
-    <w:p>
-      <w:r>
-        <w:t>And it’s impossible not to feel the weight of that now as I end this journey.</w:t>
-      </w:r>
-    </w:p>
-    <w:p>
-      <w:r>
-        <w:lastRenderedPageBreak/>
-        <w:t>Nearly 35 years ago, I stood at the end of my driveway with a Snoopy suitcase — terrified to take a step forward, yet for no reason at all, having this urge to run away at 5 years old.</w:t>
-      </w:r>
-    </w:p>
-    <w:p>
-      <w:r>
-        <w:t>I didn’t know why I needed to go — only that the place I was standing didn’t quite fit me.</w:t>
-      </w:r>
-    </w:p>
-    <w:p>
-      <w:r>
-        <w:t>I didn’t have words for it then.</w:t>
-      </w:r>
-    </w:p>
-    <w:p>
-      <w:r>
-        <w:t>Just fear of the next step into the unknown… and a quiet, lingering sense that something else was calling me.</w:t>
-      </w:r>
-    </w:p>
-    <w:p>
-      <w:r>
-        <w:t>That moment became the blueprint for my life.</w:t>
-      </w:r>
-    </w:p>
-    <w:p>
-      <w:r>
-        <w:t>And after all these years, after all the miles and continents, I finally understand that kid —</w:t>
-      </w:r>
-    </w:p>
-    <w:p>
-      <w:proofErr w:type="gramStart"/>
-      <w:r>
-        <w:t>why</w:t>
-      </w:r>
-      <w:proofErr w:type="gramEnd"/>
-      <w:r>
-        <w:t xml:space="preserve"> he felt misplaced even in a full house filled with love,</w:t>
-      </w:r>
-    </w:p>
-    <w:p>
-      <w:proofErr w:type="gramStart"/>
-      <w:r>
-        <w:t>why</w:t>
-      </w:r>
-      <w:proofErr w:type="gramEnd"/>
-      <w:r>
-        <w:t xml:space="preserve"> </w:t>
-      </w:r>
-      <w:proofErr w:type="gramStart"/>
-      <w:r>
-        <w:t>he learned</w:t>
-      </w:r>
-      <w:proofErr w:type="gramEnd"/>
-      <w:r>
-        <w:t xml:space="preserve"> to leave before he learned to stay,</w:t>
-      </w:r>
-    </w:p>
-    <w:p>
-      <w:proofErr w:type="gramStart"/>
-      <w:r>
-        <w:t>why</w:t>
-      </w:r>
-      <w:proofErr w:type="gramEnd"/>
-      <w:r>
-        <w:t xml:space="preserve"> </w:t>
-      </w:r>
-      <w:proofErr w:type="gramStart"/>
-      <w:r>
-        <w:t>he needed</w:t>
-      </w:r>
-      <w:proofErr w:type="gramEnd"/>
-      <w:r>
-        <w:t xml:space="preserve"> movement to make sense of himself.</w:t>
-      </w:r>
-    </w:p>
-    <w:p>
-      <w:r>
-        <w:t>I understand myself in ways I never have —</w:t>
-      </w:r>
-    </w:p>
-    <w:p>
-      <w:proofErr w:type="gramStart"/>
-      <w:r>
-        <w:t>why</w:t>
-      </w:r>
-      <w:proofErr w:type="gramEnd"/>
-      <w:r>
-        <w:t xml:space="preserve"> I do things,</w:t>
-      </w:r>
-    </w:p>
-    <w:p>
-      <w:proofErr w:type="gramStart"/>
-      <w:r>
-        <w:t>why</w:t>
-      </w:r>
-      <w:proofErr w:type="gramEnd"/>
-      <w:r>
-        <w:t xml:space="preserve"> I chase things,</w:t>
-      </w:r>
-    </w:p>
-    <w:p>
-      <w:proofErr w:type="gramStart"/>
-      <w:r>
-        <w:t>why</w:t>
-      </w:r>
-      <w:proofErr w:type="gramEnd"/>
-      <w:r>
-        <w:t xml:space="preserve"> I get restless,</w:t>
-      </w:r>
-    </w:p>
-    <w:p>
-      <w:proofErr w:type="gramStart"/>
-      <w:r>
-        <w:t>why</w:t>
-      </w:r>
-      <w:proofErr w:type="gramEnd"/>
-      <w:r>
-        <w:t xml:space="preserve"> I’m drawn to the world the way some people are drawn to routine.</w:t>
-      </w:r>
-    </w:p>
-    <w:p>
-      <w:r>
-        <w:t>And understanding all of that is beautiful…</w:t>
-      </w:r>
-    </w:p>
-    <w:p>
-      <w:r>
-        <w:t>and heartbreaking.</w:t>
-      </w:r>
-    </w:p>
-    <w:p>
-      <w:r>
-        <w:t>Because somehow, even with all this clarity, I’m standing on the edge again.</w:t>
-      </w:r>
-    </w:p>
-    <w:p>
-      <w:r>
-        <w:t>Not the same edge — not a cracked driveway with a Snoopy suitcase —</w:t>
-      </w:r>
-    </w:p>
-    <w:p>
-      <w:r>
-        <w:t>but an emotional edge.</w:t>
-      </w:r>
-    </w:p>
-    <w:p>
-      <w:r>
-        <w:t>The edge between the wildest year of my life and whatever comes after.</w:t>
-      </w:r>
-    </w:p>
-    <w:p>
-      <w:r>
-        <w:t>The edge between who I’ve been and who I’m supposed to grow into.</w:t>
-      </w:r>
-    </w:p>
-    <w:p>
-      <w:r>
-        <w:t>The edge between constant motion and the terrifying thought of stillness.</w:t>
-      </w:r>
-    </w:p>
-    <w:p>
-      <w:r>
-        <w:t>It’s strange to realize you’ve lived a thousand moments of freedom…</w:t>
-      </w:r>
-    </w:p>
-    <w:p>
-      <w:r>
-        <w:t xml:space="preserve">only to arrive in a place that asks you to slow down and </w:t>
-      </w:r>
-      <w:proofErr w:type="gramStart"/>
-      <w:r>
-        <w:t>actually feel</w:t>
-      </w:r>
-      <w:proofErr w:type="gramEnd"/>
-      <w:r>
-        <w:t xml:space="preserve"> them.</w:t>
-      </w:r>
-    </w:p>
-    <w:p>
-      <w:r>
-        <w:t>And to end a year of rebellion and soul-searching</w:t>
-      </w:r>
-    </w:p>
-    <w:p>
-      <w:r>
-        <w:lastRenderedPageBreak/>
-        <w:t>in the shadow of the most commercialized place on Earth…</w:t>
-      </w:r>
-    </w:p>
-    <w:p>
-      <w:r>
-        <w:t>on the day of the most anti-establishment event of my youth.</w:t>
-      </w:r>
-    </w:p>
-    <w:p>
-      <w:r>
-        <w:t>But maybe it’s supposed to feel like this.</w:t>
-      </w:r>
-    </w:p>
-    <w:p>
-      <w:r>
-        <w:t>Maybe the world is showing me the two halves of myself —</w:t>
-      </w:r>
-    </w:p>
-    <w:p>
-      <w:proofErr w:type="gramStart"/>
-      <w:r>
-        <w:t>the dreamer</w:t>
-      </w:r>
-      <w:proofErr w:type="gramEnd"/>
-      <w:r>
-        <w:t xml:space="preserve"> and </w:t>
-      </w:r>
-      <w:proofErr w:type="gramStart"/>
-      <w:r>
-        <w:t>the doer</w:t>
-      </w:r>
-      <w:proofErr w:type="gramEnd"/>
-      <w:r>
-        <w:t>,</w:t>
-      </w:r>
-    </w:p>
-    <w:p>
-      <w:r>
-        <w:t xml:space="preserve">the runner and the </w:t>
-      </w:r>
-      <w:proofErr w:type="spellStart"/>
-      <w:r>
-        <w:t>rester</w:t>
-      </w:r>
-      <w:proofErr w:type="spellEnd"/>
-      <w:r>
-        <w:t>,</w:t>
-      </w:r>
-    </w:p>
-    <w:p>
-      <w:r>
-        <w:t>the kid with the suitcase and the adult with a deeper understanding of why he packed it in the first place.</w:t>
-      </w:r>
-    </w:p>
-    <w:p>
-      <w:r>
-        <w:t>Today, I’ll stand in that crowd one last time.</w:t>
-      </w:r>
-    </w:p>
-    <w:p>
-      <w:r>
-        <w:t>I’ll hear the music that carried me through years I didn’t know how to survive.</w:t>
-      </w:r>
-    </w:p>
-    <w:p>
-      <w:r>
-        <w:t>I’ll feel thousands of souls move as one — loud, messy, imperfect, beautiful.</w:t>
-      </w:r>
-    </w:p>
-    <w:p>
-      <w:r>
-        <w:t>And I’ll know that every version of me is there too —</w:t>
-      </w:r>
-    </w:p>
-    <w:p>
-      <w:r>
-        <w:t>the kid who never left the driveway,</w:t>
-      </w:r>
-    </w:p>
-    <w:p>
-      <w:r>
-        <w:t>the teen who found belonging in the pits, crowds, and chaos,</w:t>
-      </w:r>
-    </w:p>
-    <w:p>
-      <w:r>
-        <w:t>the man who lived a thousand lives in one year,</w:t>
-      </w:r>
-    </w:p>
-    <w:p>
-      <w:r>
-        <w:t>and the one lying here now, trying to figure out how to grow up and move on without losing any of them.</w:t>
-      </w:r>
-    </w:p>
-    <w:p>
-      <w:r>
+        <w:rPr>
+          <w:i/>
+          <w:iCs/>
+        </w:rPr>
         <w:t>Here’s to the last Warped Tour. For now...</w:t>
       </w:r>
     </w:p>
     <w:p>
+      <w:pPr>
+        <w:rPr>
+          <w:i/>
+          <w:iCs/>
+        </w:rPr>
+      </w:pPr>
       <w:r>
+        <w:rPr>
+          <w:i/>
+          <w:iCs/>
+        </w:rPr>
         <w:t>Here’s to the year that changed me.</w:t>
       </w:r>
     </w:p>
     <w:p>
+      <w:pPr>
+        <w:rPr>
+          <w:i/>
+          <w:iCs/>
+        </w:rPr>
+      </w:pPr>
       <w:r>
-        <w:t>And here’s to the next step —</w:t>
-      </w:r>
-    </w:p>
-    <w:p>
-      <w:r>
-        <w:t>even if it still scares me the way it did all those years ago.</w:t>
+        <w:rPr>
+          <w:i/>
+          <w:iCs/>
+        </w:rPr>
+        <w:t>And here’s to the next step—even if it still scares me the way it did all those years ago.</w:t>
       </w:r>
     </w:p>
     <w:p/>

--- a/Entries/Warped Tour.docx
+++ b/Entries/Warped Tour.docx
@@ -4,46 +4,132 @@
   <w:body>
     <w:p>
       <w:r>
-        <w:t>This year didn’t just change me—it helped some of the puzzle pieces finally fit, even if the overall image still isn't completely clear. Asia. Australia. New Zealand. Forty-nine U.S. states, hundreds of highways, and thousands of "How lucky am I?" moments. It was a relentless streak of conversations with strangers that will stay with me for life, alongside more quiet reflections and heavy realizations than I was ever ready to confront. I lived a year most people hope to piece together over an entire lifetime, pulling every version of me directly into the light: the confident parts, the scared parts, the searching parts, and the pieces I spent years pretending didn’t exist.</w:t>
+        <w:t xml:space="preserve"> I can still remember the first time I crossed that threshold into the swarming crowd misfits and misunderstood. The hot asphalt radiating with more heat than any </w:t>
+      </w:r>
+      <w:proofErr w:type="gramStart"/>
+      <w:r>
+        <w:t>15 year old</w:t>
+      </w:r>
+      <w:proofErr w:type="gramEnd"/>
+      <w:r>
+        <w:t xml:space="preserve"> should have to bear. The smell of sunscreen and, if we’re being truthful, BO filled the air. As I rounded the corner to the first stage a familiar tune blared louder than I have ever heard before. “Tell me what you </w:t>
+      </w:r>
+      <w:r>
+        <w:t>thought</w:t>
+      </w:r>
+      <w:r>
+        <w:t xml:space="preserve"> about when you were gone and…” The Starting Line </w:t>
+      </w:r>
+      <w:proofErr w:type="gramStart"/>
+      <w:r>
+        <w:t>welcoming</w:t>
+      </w:r>
+      <w:proofErr w:type="gramEnd"/>
+      <w:r>
+        <w:t xml:space="preserve"> me into my first ever experience of Warped. One that would be branded into my memory causing a strange new addiction. Some great music, getting lost in a sea of people, completely out of your element, but in a strange way exactly where you needed to be at this moment. That’s a high I would be chasing still to this day.</w:t>
       </w:r>
     </w:p>
     <w:p>
       <w:r>
-        <w:t>And now, it’s ending in a modern, cream-white-walled resort near Disney. I find myself in a quiet condo meant for a complete family—not someone who’s spent the last twelve months living life purely on instinct and adrenaline. The living room is still in a way my life hasn’t been all year. It feels like a mirror image of my very first apartment: me, lying restless on the couch, while two of my best friends sleep still and quiet in their respective rooms. Stepping into that sudden stillness feels like walking straight into a truth I’ve spent months avoiding.</w:t>
+        <w:t>That high—getting lost, being completely out of my element, yet knowing I was right where I belonged—became the exact thing I’d spend the next two decades chasing. Fast forward nineteen years, and the venue just got bigger...</w:t>
       </w:r>
     </w:p>
     <w:p>
       <w:r>
-        <w:t>Tomorrow is maybe my final Warped Tour. It marks the last heartbeat of a community that shaped me long before I even knew who I was becoming. Warped was where the introverted, dorky, trying-to-blend-in version of me finally felt like he belonged. It was a haven where being different wasn’t something you hid—it was the currency. Every misfit, every outsider, every restless kid found their people there. It’s impossible not to feel the full weight of that history as I stand at the end of this journey.</w:t>
+        <w:t>Asia, Australia, New Zealand, forty-nine U.S. states, hundreds of highways, and thousands of “How lucky am I?” moments. This year didn’t just change me—it helped some of the puzzle pieces finally fit, even if the overall image still isn't completely clear. I lived a year most people hope to piece together over an entire lifetime, filled with more conversations with strangers than I can count that will stay with me forever. But it was also filled with more quiet reflections and realizations than I was ever ready to confront—a year that pulled every version of me into the light: the confident parts, the scared parts, the searching parts, and the pieces I spent years pretending didn’t exist.</w:t>
       </w:r>
     </w:p>
     <w:p>
       <w:r>
-        <w:t>Nearly thirty-five years ago, I stood at the end of my driveway holding a Snoopy suitcase. I was five years old, terrified to take a single step forward, yet driven by an unexplainable urge to run away. I didn’t know why I needed to go—only that the place I was standing didn’t quite fit me. I didn’t have the words for it then; just a fear of the next step into the unknown and a quiet, lingering sense that something else was calling me from further down the road.</w:t>
+        <w:t>And now it’s ending… in a modern, cream-white-walled resort near Disney. I find myself in a quiet condo meant for a complete family</w:t>
+      </w:r>
+      <w:r>
+        <w:t xml:space="preserve">, </w:t>
+      </w:r>
+      <w:r>
+        <w:t>not someone who’s spent the last twelve months living life purely on instinct and adrenaline. The living room is still in a way my life hasn’t been all year, feeling like a mirror image of my very first apartment: me, lying restless on the couch, while two of my best friends sleep still and quiet in their respective rooms. Stepping into that silence feels like walking straight into a truth I’ve spent months trying to avoid.</w:t>
       </w:r>
     </w:p>
     <w:p>
       <w:r>
-        <w:t>That moment became the blueprint for my entire life. After all these years, after all the endless miles and continents, I finally understand that kid. I understand why he felt misplaced even in a full house filled with love, why he learned to leave before he learned to stay, and why he needed constant movement to make sense of himself. I understand myself in ways I never have—why I do things, why I chase things, why I get restless, and why I’m drawn to the world the way some people are drawn to routine.</w:t>
+        <w:t>Tomorrow is maybe my final Warped Tour, the last heartbeat of a community that shaped me long before I even knew who I was becoming. Warped was where the introverted, dorky, trying-to-blend-in version of me finally felt like he belonged. It was a haven where being different wasn’t something you hid</w:t>
+      </w:r>
+      <w:r>
+        <w:t xml:space="preserve">, </w:t>
+      </w:r>
+      <w:r>
+        <w:t>it was the currency. Every misfit, every outsider, every restless kid found their people in those crowds, and it’s impossible not to feel the heavy weight of that history as I prepare to end this journey.</w:t>
       </w:r>
     </w:p>
     <w:p>
       <w:r>
-        <w:t xml:space="preserve">Understanding all of that is beautiful… and heartbreaking. Because somehow, even with all this clarity, I’m standing on the edge again. Not the same edge—not a cracked asphalt driveway with a Snoopy suitcase—but an emotional edge. It's the border between the </w:t>
+        <w:t xml:space="preserve">Nearly thirty-five years ago, I stood at the end of my driveway with a Snoopy suitcase—terrified to take a step forward, yet for no reason at all, having this overwhelming urge to run away at five years old. I didn’t know why I needed to go, only that the place I was standing in </w:t>
       </w:r>
       <w:r>
         <w:lastRenderedPageBreak/>
-        <w:t>wildest year of my life and whatever comes after. The edge between who I’ve been and who I’m supposed to grow into; between constant motion and the terrifying thought of stillness. It’s strange to realize you’ve lived a thousand moments of freedom, only to arrive in a place that asks you to slow down and actually feel them.</w:t>
+        <w:t>didn’t quite fit me. I didn’t have words for it then; just a fear of the next step into the unknown and a quiet, lingering sense that something else was calling me.</w:t>
       </w:r>
     </w:p>
     <w:p>
       <w:r>
-        <w:t>There is a profound irony in ending a year of rebellion and soul-searching in the shadow of the most commercialized place on Earth, on the day of the most anti-establishment event of my youth. But maybe it’s supposed to feel like this. Maybe the world is showing me the two halves of myself: the dreamer and the doer, the runner and the rester, the kid with the suitcase and the adult with a deeper understanding of why he packed it in the first place.</w:t>
+        <w:t xml:space="preserve">That moment became the blueprint for my entire life. After all these years, after all the endless miles and continents, I finally understand that kid: why he felt misplaced even in a house full </w:t>
+      </w:r>
+      <w:proofErr w:type="gramStart"/>
+      <w:r>
+        <w:t>with</w:t>
+      </w:r>
+      <w:proofErr w:type="gramEnd"/>
+      <w:r>
+        <w:t xml:space="preserve"> love, why he learned to leave before he learned to stay, and why he needed constant movement to make sense of himself. I understand myself in ways I never have—why I do things, why I chase things, why I get restless, and why I’m drawn to the world the way some people are drawn to routine.</w:t>
       </w:r>
     </w:p>
     <w:p>
       <w:r>
-        <w:t>Today, I’ll stand in that crowd one last time. I’ll hear the music that carried me through years I didn’t know how to survive, feeling thousands of souls move as one—loud, messy, imperfect, beautiful. And I’ll know that every version of me is standing there too: the kid who never left the driveway, the teen who found belonging in the pits and chaos, the man who lived a thousand lives in one year, and the one lying here now, trying to figure out how to grow up and move on without losing any of them.</w:t>
+        <w:t>Understanding all of that is beautiful… and heartbreaking. Because somehow, even with all this clarity, I’m standing on the edge again. Not the same edge</w:t>
+      </w:r>
+      <w:r>
+        <w:t xml:space="preserve">, </w:t>
+      </w:r>
+      <w:r>
+        <w:t>not a cracked driveway with a Snoopy suitcase</w:t>
+      </w:r>
+      <w:r>
+        <w:t xml:space="preserve">, </w:t>
+      </w:r>
+      <w:r>
+        <w:t xml:space="preserve">but an emotional edge: the border between the wildest year of my life and whatever comes after; between who I’ve been and who I’m supposed to grow into; between constant motion and the terrifying thought of stillness. It’s strange to realize you’ve lived a thousand moments of freedom, only to arrive in a place that asks you to slow down and </w:t>
+      </w:r>
+      <w:proofErr w:type="gramStart"/>
+      <w:r>
+        <w:t>actually feel</w:t>
+      </w:r>
+      <w:proofErr w:type="gramEnd"/>
+      <w:r>
+        <w:t xml:space="preserve"> them.</w:t>
+      </w:r>
+    </w:p>
+    <w:p>
+      <w:r>
+        <w:t xml:space="preserve">To end a year of rebellion and soul-searching in the shadow of the most commercialized place on Earth, on the day of the most anti-establishment event of my youth, feels surreal. But maybe it’s supposed to feel like this. Maybe the world is showing me the two halves of myself: the dreamer and the doer, the runner and the </w:t>
+      </w:r>
+      <w:proofErr w:type="spellStart"/>
+      <w:r>
+        <w:t>rester</w:t>
+      </w:r>
+      <w:proofErr w:type="spellEnd"/>
+      <w:r>
+        <w:t>, the kid with the suitcase and the adult with a deeper understanding of why he packed it in the first place.</w:t>
+      </w:r>
+    </w:p>
+    <w:p>
+      <w:r>
+        <w:t>Today, I’ll stand in that crowd one last time. I’ll hear the music that carried me through years I didn’t know how to survive, and I’ll feel thousands of souls move as one</w:t>
+      </w:r>
+      <w:r>
+        <w:t xml:space="preserve">, </w:t>
+      </w:r>
+      <w:r>
+        <w:t>loud, messy, imperfect, beautiful. I’ll know that every version of me is standing there too: the kid who never left the driveway, the teen who found belonging in the pits, crowds, and chaos, the man who lived a thousand lives in one year, and the one lying here now, trying to figure out how to grow up and move on without losing any of them.</w:t>
       </w:r>
     </w:p>
     <w:p>
@@ -88,7 +174,21 @@
           <w:i/>
           <w:iCs/>
         </w:rPr>
-        <w:t>And here’s to the next step—even if it still scares me the way it did all those years ago.</w:t>
+        <w:t>And here’s to the next step</w:t>
+      </w:r>
+      <w:r>
+        <w:rPr>
+          <w:i/>
+          <w:iCs/>
+        </w:rPr>
+        <w:t xml:space="preserve">, </w:t>
+      </w:r>
+      <w:r>
+        <w:rPr>
+          <w:i/>
+          <w:iCs/>
+        </w:rPr>
+        <w:t>even if it still scares me the way it did all those years ago.</w:t>
       </w:r>
     </w:p>
     <w:p/>

--- a/Entries/Warped Tour.docx
+++ b/Entries/Warped Tour.docx
@@ -6,11 +6,9 @@
       <w:r>
         <w:t xml:space="preserve"> I can still remember the first time I crossed that threshold into the swarming crowd misfits and misunderstood. The hot asphalt radiating with more heat than any </w:t>
       </w:r>
-      <w:proofErr w:type="gramStart"/>
-      <w:r>
-        <w:t>15 year old</w:t>
-      </w:r>
-      <w:proofErr w:type="gramEnd"/>
+      <w:r>
+        <w:t>15-year-old</w:t>
+      </w:r>
       <w:r>
         <w:t xml:space="preserve"> should have to bear. The smell of sunscreen and, if we’re being truthful, BO filled the air. As I rounded the corner to the first stage a familiar tune blared louder than I have ever heard before. “Tell me what you </w:t>
       </w:r>
@@ -805,6 +803,7 @@
   <w:style w:type="character" w:default="1" w:styleId="DefaultParagraphFont">
     <w:name w:val="Default Paragraph Font"/>
     <w:uiPriority w:val="1"/>
+    <w:semiHidden/>
     <w:unhideWhenUsed/>
   </w:style>
   <w:style w:type="table" w:default="1" w:styleId="TableNormal">
